--- a/docs/AI规律_从现象到预见.docx
+++ b/docs/AI规律_从现象到预见.docx
@@ -40403,7 +40403,7 @@
           <w:color w:val="1A1A1A"/>
           <w:sz w:val="22"/>
         </w:rPr>
-        <w:t xml:space="preserve">（Chomsky 1956；Turing 1936）：token 流=语言机视角——RNN↔有限自动机、Transformer↔带注意力栈的机器。正因模型是语言机，才知道该加“推理 token”（CoT/scratchpad）：第7.3节那条“无 CoT 限 TC</w:t>
+        <w:t xml:space="preserve">（Chomsky 1956；Turing 1936）：token 流=语言机视角——RNN↔有限自动机、Transformer↔带注意力栈的机器。语言机视角给了一个后验解释：为什么“推理 token”（CoT/scratchpad）有效——第7.3节“无 CoT 限 TC</w:t>
       </w:r>
       <m:oMath>
         <m:sSup>
@@ -40425,7 +40425,7 @@
           <w:color w:val="1A1A1A"/>
           <w:sz w:val="22"/>
         </w:rPr>
-        <w:t xml:space="preserve">”的正面读法，就是“理论告诉你在哪加杠杆”。</w:t>
+        <w:t xml:space="preserve">”的正面读法，就是“理论指出杠杆加在哪”（事前预言不成立，见 §8.11的“滞后-叙事”）。</w:t>
       </w:r>
     </w:p>
     <w:p>
@@ -41576,7 +41576,7 @@
           <w:color w:val="1A1A1A"/>
           <w:sz w:val="22"/>
         </w:rPr>
-        <w:t xml:space="preserve">（Kaelbling 等1998）：Agent“看不清世界、以信念行动”的模型——正是《用好AI》§2.2整套七元组 + 信念手算的地基。</w:t>
+        <w:t xml:space="preserve">（Kaelbling 等1998的经典综述；概念成形于 1960s–70s，Åström 1965等）：Agent“看不清世界、以信念行动”的模型——正是《用好AI》§2.2整套七元组 + 信念手算的地基。</w:t>
       </w:r>
     </w:p>
     <w:p>
@@ -42062,7 +42062,25 @@
           <w:color w:val="1A1A1A"/>
           <w:sz w:val="22"/>
         </w:rPr>
-        <w:t xml:space="preserve">（Baddeley 1974）：短期操作台 → 上下文窗口 + KV 缓存 + 检索增强（《基座模型》第4章）：模型“记得谁”由显式记忆架构管。</w:t>
+        <w:t xml:space="preserve">（Baddeley 1974）：短期操作台的认知模型，工程上是</w:t>
+      </w:r>
+      <w:r>
+        <w:rPr>
+          <w:bCs/>
+          <w:rFonts w:ascii="Calibri" w:hAnsi="Calibri" w:eastAsia="宋体"/>
+          <w:b/>
+          <w:color w:val="1A1A1A"/>
+          <w:sz w:val="22"/>
+        </w:rPr>
+        <w:t xml:space="preserve">类比</w:t>
+      </w:r>
+      <w:r>
+        <w:rPr>
+          <w:rFonts w:ascii="Calibri" w:hAnsi="Calibri" w:eastAsia="宋体"/>
+          <w:color w:val="1A1A1A"/>
+          <w:sz w:val="22"/>
+        </w:rPr>
+        <w:t xml:space="preserve">而非理论导出——对应上下文窗口与 KV 缓存（工程优化，见《基座模型》§4.2）和检索增强（见《基座模型》§2.13）：模型“记得谁”由显式记忆架构管。</w:t>
       </w:r>
     </w:p>
     <w:p>
